--- a/Knowledge/3-Work knowledge/1-Software Engineering/2-Testing/5-My Source/1-ISTQB Foundation Level/4-Dynamic Testing/1-Types of Integration Testing Approaches/3-Bottom-up Integration Testing.docx
+++ b/Knowledge/3-Work knowledge/1-Software Engineering/2-Testing/5-My Source/1-ISTQB Foundation Level/4-Dynamic Testing/1-Types of Integration Testing Approaches/3-Bottom-up Integration Testing.docx
@@ -36,60 +36,77 @@
       </w:pPr>
       <w:r>
         <w:rPr>
-          <w:b/>
-          <w:shd w:val="clear" w:color="auto" w:fill="B7B7B7"/>
-        </w:rPr>
-        <w:t># Source</w:t>
-      </w:r>
-      <w:r>
-        <w:rPr>
-          <w:shd w:val="clear" w:color="auto" w:fill="B7B7B7"/>
-        </w:rPr>
-        <w:t xml:space="preserve">: </w:t>
-      </w:r>
-      <w:proofErr w:type="spellStart"/>
-      <w:r>
-        <w:rPr>
-          <w:b/>
-          <w:shd w:val="clear" w:color="auto" w:fill="B7B7B7"/>
-        </w:rPr>
-        <w:t>Chatgpt</w:t>
-      </w:r>
-      <w:proofErr w:type="spellEnd"/>
-      <w:r>
-        <w:rPr>
-          <w:b/>
-          <w:shd w:val="clear" w:color="auto" w:fill="B7B7B7"/>
-        </w:rPr>
-        <w:t xml:space="preserve"> </w:t>
-      </w:r>
-      <w:r>
-        <w:rPr>
-          <w:b/>
-          <w:sz w:val="14"/>
-          <w:szCs w:val="14"/>
-          <w:shd w:val="clear" w:color="auto" w:fill="B7B7B7"/>
-        </w:rPr>
-        <w:t>(GPT</w:t>
-      </w:r>
-      <w:r>
-        <w:rPr>
-          <w:rFonts w:ascii="Cambria Math" w:hAnsi="Cambria Math" w:cs="Cambria Math"/>
-          <w:b/>
-          <w:sz w:val="14"/>
-          <w:szCs w:val="14"/>
-          <w:shd w:val="clear" w:color="auto" w:fill="B7B7B7"/>
+          <w:rFonts w:ascii="Arial" w:eastAsia="Arial" w:hAnsi="Arial" w:cs="Arial"/>
+          <w:b/>
+          <w:color w:val="000000"/>
+          <w:sz w:val="18"/>
+          <w:highlight w:val="lightGray"/>
+        </w:rPr>
+        <w:t># Source: AI Source: Provided by: [Data Path</w:t>
+      </w:r>
+      <w:r>
+        <w:rPr>
+          <w:rFonts w:ascii="Arial" w:eastAsia="Arial" w:hAnsi="Arial" w:cs="Arial"/>
+          <w:color w:val="000000"/>
+          <w:sz w:val="18"/>
+          <w:highlight w:val="lightGray"/>
+        </w:rPr>
+        <w:t xml:space="preserve">: Persons Table -&gt; ID Column: 1, Name_En Column: Motasem Essam] -&gt; </w:t>
+      </w:r>
+      <w:r>
+        <w:rPr>
+          <w:rFonts w:ascii="Arial" w:eastAsia="Arial" w:hAnsi="Arial" w:cs="Arial"/>
+          <w:b/>
+          <w:color w:val="000000"/>
+          <w:sz w:val="18"/>
+          <w:highlight w:val="lightGray"/>
+        </w:rPr>
+        <w:t>From:</w:t>
+      </w:r>
+      <w:r>
+        <w:rPr>
+          <w:rFonts w:ascii="Arial" w:eastAsia="Arial" w:hAnsi="Arial" w:cs="Arial"/>
+          <w:color w:val="000000"/>
+          <w:sz w:val="18"/>
+          <w:highlight w:val="lightGray"/>
+        </w:rPr>
+        <w:t xml:space="preserve"> [Chatgpt (GPT</w:t>
+      </w:r>
+      <w:r>
+        <w:rPr>
+          <w:rFonts w:ascii="Arial" w:eastAsia="Arial" w:hAnsi="Arial" w:cs="Cambria Math"/>
+          <w:color w:val="000000"/>
+          <w:sz w:val="18"/>
+          <w:highlight w:val="lightGray"/>
         </w:rPr>
         <w:t>‑</w:t>
       </w:r>
       <w:r>
         <w:rPr>
-          <w:b/>
-          <w:sz w:val="14"/>
-          <w:szCs w:val="14"/>
-          <w:shd w:val="clear" w:color="auto" w:fill="B7B7B7"/>
-        </w:rPr>
-        <w:t>5 Mini) at [8/22/2025]</w:t>
+          <w:rFonts w:ascii="Arial" w:eastAsia="Arial" w:hAnsi="Arial" w:cs="Arial"/>
+          <w:color w:val="000000"/>
+          <w:sz w:val="18"/>
+          <w:highlight w:val="lightGray"/>
+        </w:rPr>
+        <w:t xml:space="preserve">5 Mini)] </w:t>
+      </w:r>
+      <w:r>
+        <w:rPr>
+          <w:rFonts w:ascii="Arial" w:eastAsia="Arial" w:hAnsi="Arial" w:cs="Arial"/>
+          <w:b/>
+          <w:color w:val="000000"/>
+          <w:sz w:val="18"/>
+          <w:highlight w:val="lightGray"/>
+        </w:rPr>
+        <w:t>on</w:t>
+      </w:r>
+      <w:r>
+        <w:rPr>
+          <w:rFonts w:ascii="Arial" w:eastAsia="Arial" w:hAnsi="Arial"/>
+          <w:sz w:val="18"/>
+          <w:highlight w:val="lightGray"/>
+        </w:rPr>
+        <w:t xml:space="preserve"> [8/22/2025]</w:t>
       </w:r>
     </w:p>
     <w:p>
@@ -128,7 +145,7 @@
     </w:p>
     <w:p>
       <w:r>
-        <w:pict w14:anchorId="6EBF67D7">
+        <w:pict w14:anchorId="27C430BB">
           <v:rect id="_x0000_i1025" style="width:0;height:1.5pt" o:hralign="center" o:hrstd="t" o:hr="t" fillcolor="#a0a0a0" stroked="f"/>
         </w:pict>
       </w:r>
@@ -152,60 +169,77 @@
       </w:pPr>
       <w:r>
         <w:rPr>
-          <w:b/>
-          <w:shd w:val="clear" w:color="auto" w:fill="B7B7B7"/>
-        </w:rPr>
-        <w:t># Source</w:t>
-      </w:r>
-      <w:r>
-        <w:rPr>
-          <w:shd w:val="clear" w:color="auto" w:fill="B7B7B7"/>
-        </w:rPr>
-        <w:t xml:space="preserve">: </w:t>
-      </w:r>
-      <w:proofErr w:type="spellStart"/>
-      <w:r>
-        <w:rPr>
-          <w:b/>
-          <w:shd w:val="clear" w:color="auto" w:fill="B7B7B7"/>
-        </w:rPr>
-        <w:t>Chatgpt</w:t>
-      </w:r>
-      <w:proofErr w:type="spellEnd"/>
-      <w:r>
-        <w:rPr>
-          <w:b/>
-          <w:shd w:val="clear" w:color="auto" w:fill="B7B7B7"/>
-        </w:rPr>
-        <w:t xml:space="preserve"> </w:t>
-      </w:r>
-      <w:r>
-        <w:rPr>
-          <w:b/>
-          <w:sz w:val="14"/>
-          <w:szCs w:val="14"/>
-          <w:shd w:val="clear" w:color="auto" w:fill="B7B7B7"/>
-        </w:rPr>
-        <w:t>(GPT</w:t>
-      </w:r>
-      <w:r>
-        <w:rPr>
-          <w:rFonts w:ascii="Cambria Math" w:hAnsi="Cambria Math" w:cs="Cambria Math"/>
-          <w:b/>
-          <w:sz w:val="14"/>
-          <w:szCs w:val="14"/>
-          <w:shd w:val="clear" w:color="auto" w:fill="B7B7B7"/>
+          <w:rFonts w:ascii="Arial" w:eastAsia="Arial" w:hAnsi="Arial" w:cs="Arial"/>
+          <w:b/>
+          <w:color w:val="000000"/>
+          <w:sz w:val="18"/>
+          <w:highlight w:val="lightGray"/>
+        </w:rPr>
+        <w:t># Source: AI Source: Provided by: [Data Path</w:t>
+      </w:r>
+      <w:r>
+        <w:rPr>
+          <w:rFonts w:ascii="Arial" w:eastAsia="Arial" w:hAnsi="Arial" w:cs="Arial"/>
+          <w:color w:val="000000"/>
+          <w:sz w:val="18"/>
+          <w:highlight w:val="lightGray"/>
+        </w:rPr>
+        <w:t xml:space="preserve">: Persons Table -&gt; ID Column: 1, Name_En Column: Motasem Essam] -&gt; </w:t>
+      </w:r>
+      <w:r>
+        <w:rPr>
+          <w:rFonts w:ascii="Arial" w:eastAsia="Arial" w:hAnsi="Arial" w:cs="Arial"/>
+          <w:b/>
+          <w:color w:val="000000"/>
+          <w:sz w:val="18"/>
+          <w:highlight w:val="lightGray"/>
+        </w:rPr>
+        <w:t>From:</w:t>
+      </w:r>
+      <w:r>
+        <w:rPr>
+          <w:rFonts w:ascii="Arial" w:eastAsia="Arial" w:hAnsi="Arial" w:cs="Arial"/>
+          <w:color w:val="000000"/>
+          <w:sz w:val="18"/>
+          <w:highlight w:val="lightGray"/>
+        </w:rPr>
+        <w:t xml:space="preserve"> [Chatgpt (GPT</w:t>
+      </w:r>
+      <w:r>
+        <w:rPr>
+          <w:rFonts w:ascii="Arial" w:eastAsia="Arial" w:hAnsi="Arial" w:cs="Cambria Math"/>
+          <w:color w:val="000000"/>
+          <w:sz w:val="18"/>
+          <w:highlight w:val="lightGray"/>
         </w:rPr>
         <w:t>‑</w:t>
       </w:r>
       <w:r>
         <w:rPr>
-          <w:b/>
-          <w:sz w:val="14"/>
-          <w:szCs w:val="14"/>
-          <w:shd w:val="clear" w:color="auto" w:fill="B7B7B7"/>
-        </w:rPr>
-        <w:t>5 Mini) at [8/22/2025]</w:t>
+          <w:rFonts w:ascii="Arial" w:eastAsia="Arial" w:hAnsi="Arial" w:cs="Arial"/>
+          <w:color w:val="000000"/>
+          <w:sz w:val="18"/>
+          <w:highlight w:val="lightGray"/>
+        </w:rPr>
+        <w:t xml:space="preserve">5 Mini)] </w:t>
+      </w:r>
+      <w:r>
+        <w:rPr>
+          <w:rFonts w:ascii="Arial" w:eastAsia="Arial" w:hAnsi="Arial" w:cs="Arial"/>
+          <w:b/>
+          <w:color w:val="000000"/>
+          <w:sz w:val="18"/>
+          <w:highlight w:val="lightGray"/>
+        </w:rPr>
+        <w:t>on</w:t>
+      </w:r>
+      <w:r>
+        <w:rPr>
+          <w:rFonts w:ascii="Arial" w:eastAsia="Arial" w:hAnsi="Arial"/>
+          <w:sz w:val="18"/>
+          <w:highlight w:val="lightGray"/>
+        </w:rPr>
+        <w:t xml:space="preserve"> [8/22/2025]</w:t>
       </w:r>
     </w:p>
     <w:p>
@@ -214,7 +248,7 @@
           <w:ilvl w:val="0"/>
           <w:numId w:val="1"/>
         </w:numPr>
-        <w:spacing w:before="240"/>
+        <w:spacing w:before="240" w:after="0" w:line="276" w:lineRule="auto"/>
       </w:pPr>
       <w:r>
         <w:rPr>
@@ -248,6 +282,7 @@
           <w:ilvl w:val="0"/>
           <w:numId w:val="1"/>
         </w:numPr>
+        <w:spacing w:after="0" w:line="276" w:lineRule="auto"/>
       </w:pPr>
       <w:r>
         <w:rPr>
@@ -275,6 +310,7 @@
           <w:ilvl w:val="0"/>
           <w:numId w:val="1"/>
         </w:numPr>
+        <w:spacing w:after="0" w:line="276" w:lineRule="auto"/>
       </w:pPr>
       <w:r>
         <w:rPr>
@@ -308,7 +344,7 @@
           <w:ilvl w:val="0"/>
           <w:numId w:val="1"/>
         </w:numPr>
-        <w:spacing w:after="240"/>
+        <w:spacing w:after="240" w:line="276" w:lineRule="auto"/>
       </w:pPr>
       <w:r>
         <w:rPr>
@@ -335,7 +371,7 @@
     </w:p>
     <w:p>
       <w:r>
-        <w:pict w14:anchorId="3FFFA5EE">
+        <w:pict w14:anchorId="2C8E4595">
           <v:rect id="_x0000_i1026" style="width:0;height:1.5pt" o:hralign="center" o:hrstd="t" o:hr="t" fillcolor="#a0a0a0" stroked="f"/>
         </w:pict>
       </w:r>
@@ -359,60 +395,77 @@
       </w:pPr>
       <w:r>
         <w:rPr>
-          <w:b/>
-          <w:shd w:val="clear" w:color="auto" w:fill="B7B7B7"/>
-        </w:rPr>
-        <w:t># Source</w:t>
-      </w:r>
-      <w:r>
-        <w:rPr>
-          <w:shd w:val="clear" w:color="auto" w:fill="B7B7B7"/>
-        </w:rPr>
-        <w:t xml:space="preserve">: </w:t>
-      </w:r>
-      <w:proofErr w:type="spellStart"/>
-      <w:r>
-        <w:rPr>
-          <w:b/>
-          <w:shd w:val="clear" w:color="auto" w:fill="B7B7B7"/>
-        </w:rPr>
-        <w:t>Chatgpt</w:t>
-      </w:r>
-      <w:proofErr w:type="spellEnd"/>
-      <w:r>
-        <w:rPr>
-          <w:b/>
-          <w:shd w:val="clear" w:color="auto" w:fill="B7B7B7"/>
-        </w:rPr>
-        <w:t xml:space="preserve"> </w:t>
-      </w:r>
-      <w:r>
-        <w:rPr>
-          <w:b/>
-          <w:sz w:val="14"/>
-          <w:szCs w:val="14"/>
-          <w:shd w:val="clear" w:color="auto" w:fill="B7B7B7"/>
-        </w:rPr>
-        <w:t>(GPT</w:t>
-      </w:r>
-      <w:r>
-        <w:rPr>
-          <w:rFonts w:ascii="Cambria Math" w:hAnsi="Cambria Math" w:cs="Cambria Math"/>
-          <w:b/>
-          <w:sz w:val="14"/>
-          <w:szCs w:val="14"/>
-          <w:shd w:val="clear" w:color="auto" w:fill="B7B7B7"/>
+          <w:rFonts w:ascii="Arial" w:eastAsia="Arial" w:hAnsi="Arial" w:cs="Arial"/>
+          <w:b/>
+          <w:color w:val="000000"/>
+          <w:sz w:val="18"/>
+          <w:highlight w:val="lightGray"/>
+        </w:rPr>
+        <w:t># Source: AI Source: Provided by: [Data Path</w:t>
+      </w:r>
+      <w:r>
+        <w:rPr>
+          <w:rFonts w:ascii="Arial" w:eastAsia="Arial" w:hAnsi="Arial" w:cs="Arial"/>
+          <w:color w:val="000000"/>
+          <w:sz w:val="18"/>
+          <w:highlight w:val="lightGray"/>
+        </w:rPr>
+        <w:t xml:space="preserve">: Persons Table -&gt; ID Column: 1, Name_En Column: Motasem Essam] -&gt; </w:t>
+      </w:r>
+      <w:r>
+        <w:rPr>
+          <w:rFonts w:ascii="Arial" w:eastAsia="Arial" w:hAnsi="Arial" w:cs="Arial"/>
+          <w:b/>
+          <w:color w:val="000000"/>
+          <w:sz w:val="18"/>
+          <w:highlight w:val="lightGray"/>
+        </w:rPr>
+        <w:t>From:</w:t>
+      </w:r>
+      <w:r>
+        <w:rPr>
+          <w:rFonts w:ascii="Arial" w:eastAsia="Arial" w:hAnsi="Arial" w:cs="Arial"/>
+          <w:color w:val="000000"/>
+          <w:sz w:val="18"/>
+          <w:highlight w:val="lightGray"/>
+        </w:rPr>
+        <w:t xml:space="preserve"> [Chatgpt (GPT</w:t>
+      </w:r>
+      <w:r>
+        <w:rPr>
+          <w:rFonts w:ascii="Arial" w:eastAsia="Arial" w:hAnsi="Arial" w:cs="Cambria Math"/>
+          <w:color w:val="000000"/>
+          <w:sz w:val="18"/>
+          <w:highlight w:val="lightGray"/>
         </w:rPr>
         <w:t>‑</w:t>
       </w:r>
       <w:r>
         <w:rPr>
-          <w:b/>
-          <w:sz w:val="14"/>
-          <w:szCs w:val="14"/>
-          <w:shd w:val="clear" w:color="auto" w:fill="B7B7B7"/>
-        </w:rPr>
-        <w:t>5 Mini) at [8/22/2025]</w:t>
+          <w:rFonts w:ascii="Arial" w:eastAsia="Arial" w:hAnsi="Arial" w:cs="Arial"/>
+          <w:color w:val="000000"/>
+          <w:sz w:val="18"/>
+          <w:highlight w:val="lightGray"/>
+        </w:rPr>
+        <w:t xml:space="preserve">5 Mini)] </w:t>
+      </w:r>
+      <w:r>
+        <w:rPr>
+          <w:rFonts w:ascii="Arial" w:eastAsia="Arial" w:hAnsi="Arial" w:cs="Arial"/>
+          <w:b/>
+          <w:color w:val="000000"/>
+          <w:sz w:val="18"/>
+          <w:highlight w:val="lightGray"/>
+        </w:rPr>
+        <w:t>on</w:t>
+      </w:r>
+      <w:r>
+        <w:rPr>
+          <w:rFonts w:ascii="Arial" w:eastAsia="Arial" w:hAnsi="Arial"/>
+          <w:sz w:val="18"/>
+          <w:highlight w:val="lightGray"/>
+        </w:rPr>
+        <w:t xml:space="preserve"> [8/22/2025]</w:t>
       </w:r>
     </w:p>
     <w:p>
@@ -421,7 +474,7 @@
           <w:ilvl w:val="0"/>
           <w:numId w:val="5"/>
         </w:numPr>
-        <w:spacing w:before="240"/>
+        <w:spacing w:before="240" w:after="0" w:line="276" w:lineRule="auto"/>
       </w:pPr>
       <w:r>
         <w:rPr>
@@ -455,6 +508,7 @@
           <w:ilvl w:val="0"/>
           <w:numId w:val="5"/>
         </w:numPr>
+        <w:spacing w:after="0" w:line="276" w:lineRule="auto"/>
         <w:rPr>
           <w:rFonts w:ascii="Roboto Mono" w:eastAsia="Roboto Mono" w:hAnsi="Roboto Mono" w:cs="Roboto Mono"/>
         </w:rPr>
@@ -478,16 +532,15 @@
           <w:ilvl w:val="0"/>
           <w:numId w:val="5"/>
         </w:numPr>
-        <w:spacing w:after="240"/>
-        <w:rPr>
-          <w:rFonts w:ascii="Roboto Mono" w:eastAsia="Roboto Mono" w:hAnsi="Roboto Mono" w:cs="Roboto Mono"/>
-        </w:rPr>
-      </w:pPr>
-      <w:r>
-        <w:rPr>
-          <w:rFonts w:ascii="Roboto Mono" w:eastAsia="Roboto Mono" w:hAnsi="Roboto Mono" w:cs="Roboto Mono"/>
-        </w:rPr>
-        <w:lastRenderedPageBreak/>
+        <w:spacing w:after="240" w:line="276" w:lineRule="auto"/>
+        <w:rPr>
+          <w:rFonts w:ascii="Roboto Mono" w:eastAsia="Roboto Mono" w:hAnsi="Roboto Mono" w:cs="Roboto Mono"/>
+        </w:rPr>
+      </w:pPr>
+      <w:r>
+        <w:rPr>
+          <w:rFonts w:ascii="Roboto Mono" w:eastAsia="Roboto Mono" w:hAnsi="Roboto Mono" w:cs="Roboto Mono"/>
+        </w:rPr>
         <w:t>Reduce risk of missing defects in core “foundation” modules.</w:t>
       </w:r>
       <w:r>
@@ -499,7 +552,7 @@
     </w:p>
     <w:p>
       <w:r>
-        <w:pict w14:anchorId="4D8D7AFE">
+        <w:pict w14:anchorId="69104230">
           <v:rect id="_x0000_i1027" style="width:0;height:1.5pt" o:hralign="center" o:hrstd="t" o:hr="t" fillcolor="#a0a0a0" stroked="f"/>
         </w:pict>
       </w:r>
@@ -523,60 +576,77 @@
       </w:pPr>
       <w:r>
         <w:rPr>
-          <w:b/>
-          <w:shd w:val="clear" w:color="auto" w:fill="B7B7B7"/>
-        </w:rPr>
-        <w:t># Source</w:t>
-      </w:r>
-      <w:r>
-        <w:rPr>
-          <w:shd w:val="clear" w:color="auto" w:fill="B7B7B7"/>
-        </w:rPr>
-        <w:t xml:space="preserve">: </w:t>
-      </w:r>
-      <w:proofErr w:type="spellStart"/>
-      <w:r>
-        <w:rPr>
-          <w:b/>
-          <w:shd w:val="clear" w:color="auto" w:fill="B7B7B7"/>
-        </w:rPr>
-        <w:t>Chatgpt</w:t>
-      </w:r>
-      <w:proofErr w:type="spellEnd"/>
-      <w:r>
-        <w:rPr>
-          <w:b/>
-          <w:shd w:val="clear" w:color="auto" w:fill="B7B7B7"/>
-        </w:rPr>
-        <w:t xml:space="preserve"> </w:t>
-      </w:r>
-      <w:r>
-        <w:rPr>
-          <w:b/>
-          <w:sz w:val="14"/>
-          <w:szCs w:val="14"/>
-          <w:shd w:val="clear" w:color="auto" w:fill="B7B7B7"/>
-        </w:rPr>
-        <w:t>(GPT</w:t>
-      </w:r>
-      <w:r>
-        <w:rPr>
-          <w:rFonts w:ascii="Cambria Math" w:hAnsi="Cambria Math" w:cs="Cambria Math"/>
-          <w:b/>
-          <w:sz w:val="14"/>
-          <w:szCs w:val="14"/>
-          <w:shd w:val="clear" w:color="auto" w:fill="B7B7B7"/>
+          <w:rFonts w:ascii="Arial" w:eastAsia="Arial" w:hAnsi="Arial" w:cs="Arial"/>
+          <w:b/>
+          <w:color w:val="000000"/>
+          <w:sz w:val="18"/>
+          <w:highlight w:val="lightGray"/>
+        </w:rPr>
+        <w:t># Source: AI Source: Provided by: [Data Path</w:t>
+      </w:r>
+      <w:r>
+        <w:rPr>
+          <w:rFonts w:ascii="Arial" w:eastAsia="Arial" w:hAnsi="Arial" w:cs="Arial"/>
+          <w:color w:val="000000"/>
+          <w:sz w:val="18"/>
+          <w:highlight w:val="lightGray"/>
+        </w:rPr>
+        <w:t xml:space="preserve">: Persons Table -&gt; ID Column: 1, Name_En Column: Motasem Essam] -&gt; </w:t>
+      </w:r>
+      <w:r>
+        <w:rPr>
+          <w:rFonts w:ascii="Arial" w:eastAsia="Arial" w:hAnsi="Arial" w:cs="Arial"/>
+          <w:b/>
+          <w:color w:val="000000"/>
+          <w:sz w:val="18"/>
+          <w:highlight w:val="lightGray"/>
+        </w:rPr>
+        <w:t>From:</w:t>
+      </w:r>
+      <w:r>
+        <w:rPr>
+          <w:rFonts w:ascii="Arial" w:eastAsia="Arial" w:hAnsi="Arial" w:cs="Arial"/>
+          <w:color w:val="000000"/>
+          <w:sz w:val="18"/>
+          <w:highlight w:val="lightGray"/>
+        </w:rPr>
+        <w:t xml:space="preserve"> [Chatgpt (GPT</w:t>
+      </w:r>
+      <w:r>
+        <w:rPr>
+          <w:rFonts w:ascii="Arial" w:eastAsia="Arial" w:hAnsi="Arial" w:cs="Cambria Math"/>
+          <w:color w:val="000000"/>
+          <w:sz w:val="18"/>
+          <w:highlight w:val="lightGray"/>
         </w:rPr>
         <w:t>‑</w:t>
       </w:r>
       <w:r>
         <w:rPr>
-          <w:b/>
-          <w:sz w:val="14"/>
-          <w:szCs w:val="14"/>
-          <w:shd w:val="clear" w:color="auto" w:fill="B7B7B7"/>
-        </w:rPr>
-        <w:t>5 Mini) at [8/22/2025]</w:t>
+          <w:rFonts w:ascii="Arial" w:eastAsia="Arial" w:hAnsi="Arial" w:cs="Arial"/>
+          <w:color w:val="000000"/>
+          <w:sz w:val="18"/>
+          <w:highlight w:val="lightGray"/>
+        </w:rPr>
+        <w:t xml:space="preserve">5 Mini)] </w:t>
+      </w:r>
+      <w:r>
+        <w:rPr>
+          <w:rFonts w:ascii="Arial" w:eastAsia="Arial" w:hAnsi="Arial" w:cs="Arial"/>
+          <w:b/>
+          <w:color w:val="000000"/>
+          <w:sz w:val="18"/>
+          <w:highlight w:val="lightGray"/>
+        </w:rPr>
+        <w:t>on</w:t>
+      </w:r>
+      <w:r>
+        <w:rPr>
+          <w:rFonts w:ascii="Arial" w:eastAsia="Arial" w:hAnsi="Arial"/>
+          <w:sz w:val="18"/>
+          <w:highlight w:val="lightGray"/>
+        </w:rPr>
+        <w:t xml:space="preserve"> [8/22/2025]</w:t>
       </w:r>
     </w:p>
     <w:p>
@@ -612,7 +682,7 @@
           <w:ilvl w:val="0"/>
           <w:numId w:val="3"/>
         </w:numPr>
-        <w:spacing w:before="240"/>
+        <w:spacing w:before="240" w:after="0" w:line="276" w:lineRule="auto"/>
       </w:pPr>
       <w:r>
         <w:rPr>
@@ -640,6 +710,7 @@
           <w:ilvl w:val="0"/>
           <w:numId w:val="3"/>
         </w:numPr>
+        <w:spacing w:after="0" w:line="276" w:lineRule="auto"/>
       </w:pPr>
       <w:r>
         <w:rPr>
@@ -667,6 +738,7 @@
           <w:ilvl w:val="0"/>
           <w:numId w:val="3"/>
         </w:numPr>
+        <w:spacing w:after="0" w:line="276" w:lineRule="auto"/>
       </w:pPr>
       <w:r>
         <w:rPr>
@@ -694,6 +766,7 @@
           <w:ilvl w:val="0"/>
           <w:numId w:val="3"/>
         </w:numPr>
+        <w:spacing w:after="0" w:line="276" w:lineRule="auto"/>
       </w:pPr>
       <w:r>
         <w:rPr>
@@ -721,6 +794,7 @@
           <w:ilvl w:val="0"/>
           <w:numId w:val="3"/>
         </w:numPr>
+        <w:spacing w:after="0" w:line="276" w:lineRule="auto"/>
       </w:pPr>
       <w:r>
         <w:rPr>
@@ -748,7 +822,7 @@
           <w:ilvl w:val="0"/>
           <w:numId w:val="3"/>
         </w:numPr>
-        <w:spacing w:after="240"/>
+        <w:spacing w:after="240" w:line="276" w:lineRule="auto"/>
       </w:pPr>
       <w:r>
         <w:rPr>
@@ -803,7 +877,7 @@
           <w:ilvl w:val="0"/>
           <w:numId w:val="6"/>
         </w:numPr>
-        <w:spacing w:before="240"/>
+        <w:spacing w:before="240" w:after="0" w:line="276" w:lineRule="auto"/>
       </w:pPr>
       <w:r>
         <w:rPr>
@@ -850,6 +924,7 @@
           <w:ilvl w:val="0"/>
           <w:numId w:val="6"/>
         </w:numPr>
+        <w:spacing w:after="0" w:line="276" w:lineRule="auto"/>
       </w:pPr>
       <w:r>
         <w:rPr>
@@ -883,6 +958,7 @@
           <w:ilvl w:val="0"/>
           <w:numId w:val="6"/>
         </w:numPr>
+        <w:spacing w:after="0" w:line="276" w:lineRule="auto"/>
       </w:pPr>
       <w:r>
         <w:rPr>
@@ -916,7 +992,7 @@
           <w:ilvl w:val="0"/>
           <w:numId w:val="6"/>
         </w:numPr>
-        <w:spacing w:after="240"/>
+        <w:spacing w:after="240" w:line="276" w:lineRule="auto"/>
       </w:pPr>
       <w:r>
         <w:rPr>
@@ -973,7 +1049,7 @@
     </w:p>
     <w:p>
       <w:r>
-        <w:pict w14:anchorId="47B452D1">
+        <w:pict w14:anchorId="2FC81C35">
           <v:rect id="_x0000_i1028" style="width:0;height:1.5pt" o:hralign="center" o:hrstd="t" o:hr="t" fillcolor="#a0a0a0" stroked="f"/>
         </w:pict>
       </w:r>
@@ -997,61 +1073,77 @@
       </w:pPr>
       <w:r>
         <w:rPr>
-          <w:b/>
-          <w:shd w:val="clear" w:color="auto" w:fill="B7B7B7"/>
-        </w:rPr>
-        <w:lastRenderedPageBreak/>
-        <w:t># Source</w:t>
-      </w:r>
-      <w:r>
-        <w:rPr>
-          <w:shd w:val="clear" w:color="auto" w:fill="B7B7B7"/>
-        </w:rPr>
-        <w:t xml:space="preserve">: </w:t>
-      </w:r>
-      <w:proofErr w:type="spellStart"/>
-      <w:r>
-        <w:rPr>
-          <w:b/>
-          <w:shd w:val="clear" w:color="auto" w:fill="B7B7B7"/>
-        </w:rPr>
-        <w:t>Chatgpt</w:t>
-      </w:r>
-      <w:proofErr w:type="spellEnd"/>
-      <w:r>
-        <w:rPr>
-          <w:b/>
-          <w:shd w:val="clear" w:color="auto" w:fill="B7B7B7"/>
-        </w:rPr>
-        <w:t xml:space="preserve"> </w:t>
-      </w:r>
-      <w:r>
-        <w:rPr>
-          <w:b/>
-          <w:sz w:val="14"/>
-          <w:szCs w:val="14"/>
-          <w:shd w:val="clear" w:color="auto" w:fill="B7B7B7"/>
-        </w:rPr>
-        <w:t>(GPT</w:t>
-      </w:r>
-      <w:r>
-        <w:rPr>
-          <w:rFonts w:ascii="Cambria Math" w:hAnsi="Cambria Math" w:cs="Cambria Math"/>
-          <w:b/>
-          <w:sz w:val="14"/>
-          <w:szCs w:val="14"/>
-          <w:shd w:val="clear" w:color="auto" w:fill="B7B7B7"/>
+          <w:rFonts w:ascii="Arial" w:eastAsia="Arial" w:hAnsi="Arial" w:cs="Arial"/>
+          <w:b/>
+          <w:color w:val="000000"/>
+          <w:sz w:val="18"/>
+          <w:highlight w:val="lightGray"/>
+        </w:rPr>
+        <w:t># Source: AI Source: Provided by: [Data Path</w:t>
+      </w:r>
+      <w:r>
+        <w:rPr>
+          <w:rFonts w:ascii="Arial" w:eastAsia="Arial" w:hAnsi="Arial" w:cs="Arial"/>
+          <w:color w:val="000000"/>
+          <w:sz w:val="18"/>
+          <w:highlight w:val="lightGray"/>
+        </w:rPr>
+        <w:t xml:space="preserve">: Persons Table -&gt; ID Column: 1, Name_En Column: Motasem Essam] -&gt; </w:t>
+      </w:r>
+      <w:r>
+        <w:rPr>
+          <w:rFonts w:ascii="Arial" w:eastAsia="Arial" w:hAnsi="Arial" w:cs="Arial"/>
+          <w:b/>
+          <w:color w:val="000000"/>
+          <w:sz w:val="18"/>
+          <w:highlight w:val="lightGray"/>
+        </w:rPr>
+        <w:t>From:</w:t>
+      </w:r>
+      <w:r>
+        <w:rPr>
+          <w:rFonts w:ascii="Arial" w:eastAsia="Arial" w:hAnsi="Arial" w:cs="Arial"/>
+          <w:color w:val="000000"/>
+          <w:sz w:val="18"/>
+          <w:highlight w:val="lightGray"/>
+        </w:rPr>
+        <w:t xml:space="preserve"> [Chatgpt (GPT</w:t>
+      </w:r>
+      <w:r>
+        <w:rPr>
+          <w:rFonts w:ascii="Arial" w:eastAsia="Arial" w:hAnsi="Arial" w:cs="Cambria Math"/>
+          <w:color w:val="000000"/>
+          <w:sz w:val="18"/>
+          <w:highlight w:val="lightGray"/>
         </w:rPr>
         <w:t>‑</w:t>
       </w:r>
       <w:r>
         <w:rPr>
-          <w:b/>
-          <w:sz w:val="14"/>
-          <w:szCs w:val="14"/>
-          <w:shd w:val="clear" w:color="auto" w:fill="B7B7B7"/>
-        </w:rPr>
-        <w:t>5 Mini) at [8/22/2025]</w:t>
+          <w:rFonts w:ascii="Arial" w:eastAsia="Arial" w:hAnsi="Arial" w:cs="Arial"/>
+          <w:color w:val="000000"/>
+          <w:sz w:val="18"/>
+          <w:highlight w:val="lightGray"/>
+        </w:rPr>
+        <w:t xml:space="preserve">5 Mini)] </w:t>
+      </w:r>
+      <w:r>
+        <w:rPr>
+          <w:rFonts w:ascii="Arial" w:eastAsia="Arial" w:hAnsi="Arial" w:cs="Arial"/>
+          <w:b/>
+          <w:color w:val="000000"/>
+          <w:sz w:val="18"/>
+          <w:highlight w:val="lightGray"/>
+        </w:rPr>
+        <w:t>on</w:t>
+      </w:r>
+      <w:r>
+        <w:rPr>
+          <w:rFonts w:ascii="Arial" w:eastAsia="Arial" w:hAnsi="Arial"/>
+          <w:sz w:val="18"/>
+          <w:highlight w:val="lightGray"/>
+        </w:rPr>
+        <w:t xml:space="preserve"> [8/22/2025]</w:t>
       </w:r>
     </w:p>
     <w:p>
@@ -1060,7 +1152,7 @@
           <w:ilvl w:val="0"/>
           <w:numId w:val="4"/>
         </w:numPr>
-        <w:spacing w:before="240"/>
+        <w:spacing w:before="240" w:after="0" w:line="276" w:lineRule="auto"/>
       </w:pPr>
       <w:r>
         <w:rPr>
@@ -1088,6 +1180,7 @@
           <w:ilvl w:val="0"/>
           <w:numId w:val="4"/>
         </w:numPr>
+        <w:spacing w:after="0" w:line="276" w:lineRule="auto"/>
       </w:pPr>
       <w:r>
         <w:rPr>
@@ -1121,7 +1214,7 @@
           <w:ilvl w:val="0"/>
           <w:numId w:val="4"/>
         </w:numPr>
-        <w:spacing w:after="240"/>
+        <w:spacing w:after="240" w:line="276" w:lineRule="auto"/>
       </w:pPr>
       <w:r>
         <w:rPr>
@@ -1151,7 +1244,7 @@
     </w:p>
     <w:p>
       <w:r>
-        <w:pict w14:anchorId="6BD9EF05">
+        <w:pict w14:anchorId="2AEEDEE5">
           <v:rect id="_x0000_i1029" style="width:0;height:1.5pt" o:hralign="center" o:hrstd="t" o:hr="t" fillcolor="#a0a0a0" stroked="f"/>
         </w:pict>
       </w:r>
@@ -1175,60 +1268,77 @@
       </w:pPr>
       <w:r>
         <w:rPr>
-          <w:b/>
-          <w:shd w:val="clear" w:color="auto" w:fill="B7B7B7"/>
-        </w:rPr>
-        <w:t># Source</w:t>
-      </w:r>
-      <w:r>
-        <w:rPr>
-          <w:shd w:val="clear" w:color="auto" w:fill="B7B7B7"/>
-        </w:rPr>
-        <w:t xml:space="preserve">: </w:t>
-      </w:r>
-      <w:proofErr w:type="spellStart"/>
-      <w:r>
-        <w:rPr>
-          <w:b/>
-          <w:shd w:val="clear" w:color="auto" w:fill="B7B7B7"/>
-        </w:rPr>
-        <w:t>Chatgpt</w:t>
-      </w:r>
-      <w:proofErr w:type="spellEnd"/>
-      <w:r>
-        <w:rPr>
-          <w:b/>
-          <w:shd w:val="clear" w:color="auto" w:fill="B7B7B7"/>
-        </w:rPr>
-        <w:t xml:space="preserve"> </w:t>
-      </w:r>
-      <w:r>
-        <w:rPr>
-          <w:b/>
-          <w:sz w:val="14"/>
-          <w:szCs w:val="14"/>
-          <w:shd w:val="clear" w:color="auto" w:fill="B7B7B7"/>
-        </w:rPr>
-        <w:t>(GPT</w:t>
-      </w:r>
-      <w:r>
-        <w:rPr>
-          <w:rFonts w:ascii="Cambria Math" w:hAnsi="Cambria Math" w:cs="Cambria Math"/>
-          <w:b/>
-          <w:sz w:val="14"/>
-          <w:szCs w:val="14"/>
-          <w:shd w:val="clear" w:color="auto" w:fill="B7B7B7"/>
+          <w:rFonts w:ascii="Arial" w:eastAsia="Arial" w:hAnsi="Arial" w:cs="Arial"/>
+          <w:b/>
+          <w:color w:val="000000"/>
+          <w:sz w:val="18"/>
+          <w:highlight w:val="lightGray"/>
+        </w:rPr>
+        <w:t># Source: AI Source: Provided by: [Data Path</w:t>
+      </w:r>
+      <w:r>
+        <w:rPr>
+          <w:rFonts w:ascii="Arial" w:eastAsia="Arial" w:hAnsi="Arial" w:cs="Arial"/>
+          <w:color w:val="000000"/>
+          <w:sz w:val="18"/>
+          <w:highlight w:val="lightGray"/>
+        </w:rPr>
+        <w:t xml:space="preserve">: Persons Table -&gt; ID Column: 1, Name_En Column: Motasem Essam] -&gt; </w:t>
+      </w:r>
+      <w:r>
+        <w:rPr>
+          <w:rFonts w:ascii="Arial" w:eastAsia="Arial" w:hAnsi="Arial" w:cs="Arial"/>
+          <w:b/>
+          <w:color w:val="000000"/>
+          <w:sz w:val="18"/>
+          <w:highlight w:val="lightGray"/>
+        </w:rPr>
+        <w:t>From:</w:t>
+      </w:r>
+      <w:r>
+        <w:rPr>
+          <w:rFonts w:ascii="Arial" w:eastAsia="Arial" w:hAnsi="Arial" w:cs="Arial"/>
+          <w:color w:val="000000"/>
+          <w:sz w:val="18"/>
+          <w:highlight w:val="lightGray"/>
+        </w:rPr>
+        <w:t xml:space="preserve"> [Chatgpt (GPT</w:t>
+      </w:r>
+      <w:r>
+        <w:rPr>
+          <w:rFonts w:ascii="Arial" w:eastAsia="Arial" w:hAnsi="Arial" w:cs="Cambria Math"/>
+          <w:color w:val="000000"/>
+          <w:sz w:val="18"/>
+          <w:highlight w:val="lightGray"/>
         </w:rPr>
         <w:t>‑</w:t>
       </w:r>
       <w:r>
         <w:rPr>
-          <w:b/>
-          <w:sz w:val="14"/>
-          <w:szCs w:val="14"/>
-          <w:shd w:val="clear" w:color="auto" w:fill="B7B7B7"/>
-        </w:rPr>
-        <w:t>5 Mini) at [8/22/2025]</w:t>
+          <w:rFonts w:ascii="Arial" w:eastAsia="Arial" w:hAnsi="Arial" w:cs="Arial"/>
+          <w:color w:val="000000"/>
+          <w:sz w:val="18"/>
+          <w:highlight w:val="lightGray"/>
+        </w:rPr>
+        <w:t xml:space="preserve">5 Mini)] </w:t>
+      </w:r>
+      <w:r>
+        <w:rPr>
+          <w:rFonts w:ascii="Arial" w:eastAsia="Arial" w:hAnsi="Arial" w:cs="Arial"/>
+          <w:b/>
+          <w:color w:val="000000"/>
+          <w:sz w:val="18"/>
+          <w:highlight w:val="lightGray"/>
+        </w:rPr>
+        <w:t>on</w:t>
+      </w:r>
+      <w:r>
+        <w:rPr>
+          <w:rFonts w:ascii="Arial" w:eastAsia="Arial" w:hAnsi="Arial"/>
+          <w:sz w:val="18"/>
+          <w:highlight w:val="lightGray"/>
+        </w:rPr>
+        <w:t xml:space="preserve"> [8/22/2025]</w:t>
       </w:r>
     </w:p>
     <w:p>
@@ -1237,7 +1347,7 @@
           <w:ilvl w:val="0"/>
           <w:numId w:val="2"/>
         </w:numPr>
-        <w:spacing w:before="240"/>
+        <w:spacing w:before="240" w:after="0" w:line="276" w:lineRule="auto"/>
       </w:pPr>
       <w:r>
         <w:rPr>
@@ -1271,6 +1381,7 @@
           <w:ilvl w:val="0"/>
           <w:numId w:val="2"/>
         </w:numPr>
+        <w:spacing w:after="0" w:line="276" w:lineRule="auto"/>
         <w:rPr>
           <w:rFonts w:ascii="Roboto Mono" w:eastAsia="Roboto Mono" w:hAnsi="Roboto Mono" w:cs="Roboto Mono"/>
         </w:rPr>
@@ -1294,7 +1405,7 @@
           <w:ilvl w:val="0"/>
           <w:numId w:val="2"/>
         </w:numPr>
-        <w:spacing w:after="240"/>
+        <w:spacing w:after="240" w:line="276" w:lineRule="auto"/>
       </w:pPr>
       <w:r>
         <w:rPr>
@@ -1324,7 +1435,7 @@
     </w:p>
     <w:p>
       <w:r>
-        <w:pict w14:anchorId="22B37D84">
+        <w:pict w14:anchorId="28E9AF2A">
           <v:rect id="_x0000_i1030" style="width:0;height:1.5pt" o:hralign="center" o:hrstd="t" o:hr="t" fillcolor="#a0a0a0" stroked="f"/>
         </w:pict>
       </w:r>
@@ -1348,60 +1459,77 @@
       </w:pPr>
       <w:r>
         <w:rPr>
-          <w:b/>
-          <w:shd w:val="clear" w:color="auto" w:fill="B7B7B7"/>
-        </w:rPr>
-        <w:t># Source</w:t>
-      </w:r>
-      <w:r>
-        <w:rPr>
-          <w:shd w:val="clear" w:color="auto" w:fill="B7B7B7"/>
-        </w:rPr>
-        <w:t xml:space="preserve">: </w:t>
-      </w:r>
-      <w:proofErr w:type="spellStart"/>
-      <w:r>
-        <w:rPr>
-          <w:b/>
-          <w:shd w:val="clear" w:color="auto" w:fill="B7B7B7"/>
-        </w:rPr>
-        <w:t>Chatgpt</w:t>
-      </w:r>
-      <w:proofErr w:type="spellEnd"/>
-      <w:r>
-        <w:rPr>
-          <w:b/>
-          <w:shd w:val="clear" w:color="auto" w:fill="B7B7B7"/>
-        </w:rPr>
-        <w:t xml:space="preserve"> </w:t>
-      </w:r>
-      <w:r>
-        <w:rPr>
-          <w:b/>
-          <w:sz w:val="14"/>
-          <w:szCs w:val="14"/>
-          <w:shd w:val="clear" w:color="auto" w:fill="B7B7B7"/>
-        </w:rPr>
-        <w:t>(GPT</w:t>
-      </w:r>
-      <w:r>
-        <w:rPr>
-          <w:rFonts w:ascii="Cambria Math" w:hAnsi="Cambria Math" w:cs="Cambria Math"/>
-          <w:b/>
-          <w:sz w:val="14"/>
-          <w:szCs w:val="14"/>
-          <w:shd w:val="clear" w:color="auto" w:fill="B7B7B7"/>
+          <w:rFonts w:ascii="Arial" w:eastAsia="Arial" w:hAnsi="Arial" w:cs="Arial"/>
+          <w:b/>
+          <w:color w:val="000000"/>
+          <w:sz w:val="18"/>
+          <w:highlight w:val="lightGray"/>
+        </w:rPr>
+        <w:t># Source: AI Source: Provided by: [Data Path</w:t>
+      </w:r>
+      <w:r>
+        <w:rPr>
+          <w:rFonts w:ascii="Arial" w:eastAsia="Arial" w:hAnsi="Arial" w:cs="Arial"/>
+          <w:color w:val="000000"/>
+          <w:sz w:val="18"/>
+          <w:highlight w:val="lightGray"/>
+        </w:rPr>
+        <w:t xml:space="preserve">: Persons Table -&gt; ID Column: 1, Name_En Column: Motasem Essam] -&gt; </w:t>
+      </w:r>
+      <w:r>
+        <w:rPr>
+          <w:rFonts w:ascii="Arial" w:eastAsia="Arial" w:hAnsi="Arial" w:cs="Arial"/>
+          <w:b/>
+          <w:color w:val="000000"/>
+          <w:sz w:val="18"/>
+          <w:highlight w:val="lightGray"/>
+        </w:rPr>
+        <w:t>From:</w:t>
+      </w:r>
+      <w:r>
+        <w:rPr>
+          <w:rFonts w:ascii="Arial" w:eastAsia="Arial" w:hAnsi="Arial" w:cs="Arial"/>
+          <w:color w:val="000000"/>
+          <w:sz w:val="18"/>
+          <w:highlight w:val="lightGray"/>
+        </w:rPr>
+        <w:t xml:space="preserve"> [Chatgpt (GPT</w:t>
+      </w:r>
+      <w:r>
+        <w:rPr>
+          <w:rFonts w:ascii="Arial" w:eastAsia="Arial" w:hAnsi="Arial" w:cs="Cambria Math"/>
+          <w:color w:val="000000"/>
+          <w:sz w:val="18"/>
+          <w:highlight w:val="lightGray"/>
         </w:rPr>
         <w:t>‑</w:t>
       </w:r>
       <w:r>
         <w:rPr>
-          <w:b/>
-          <w:sz w:val="14"/>
-          <w:szCs w:val="14"/>
-          <w:shd w:val="clear" w:color="auto" w:fill="B7B7B7"/>
-        </w:rPr>
-        <w:t>5 Mini) at [8/22/2025]</w:t>
+          <w:rFonts w:ascii="Arial" w:eastAsia="Arial" w:hAnsi="Arial" w:cs="Arial"/>
+          <w:color w:val="000000"/>
+          <w:sz w:val="18"/>
+          <w:highlight w:val="lightGray"/>
+        </w:rPr>
+        <w:t xml:space="preserve">5 Mini)] </w:t>
+      </w:r>
+      <w:r>
+        <w:rPr>
+          <w:rFonts w:ascii="Arial" w:eastAsia="Arial" w:hAnsi="Arial" w:cs="Arial"/>
+          <w:b/>
+          <w:color w:val="000000"/>
+          <w:sz w:val="18"/>
+          <w:highlight w:val="lightGray"/>
+        </w:rPr>
+        <w:t>on</w:t>
+      </w:r>
+      <w:r>
+        <w:rPr>
+          <w:rFonts w:ascii="Arial" w:eastAsia="Arial" w:hAnsi="Arial"/>
+          <w:sz w:val="18"/>
+          <w:highlight w:val="lightGray"/>
+        </w:rPr>
+        <w:t xml:space="preserve"> [8/22/2025]</w:t>
       </w:r>
     </w:p>
     <w:p>
@@ -1410,7 +1538,7 @@
           <w:noProof/>
         </w:rPr>
         <w:drawing>
-          <wp:inline distT="114300" distB="114300" distL="114300" distR="114300" wp14:anchorId="2F15CF24" wp14:editId="72B857B1">
+          <wp:inline distT="114300" distB="114300" distL="114300" distR="114300" wp14:anchorId="617EEC92" wp14:editId="5D4691B3">
             <wp:extent cx="5943600" cy="1905000"/>
             <wp:effectExtent l="0" t="0" r="0" b="0"/>
             <wp:docPr id="1" name="image1.png"/>
@@ -1596,7 +1724,6 @@
               <w:rPr>
                 <w:rFonts w:ascii="Roboto Mono" w:eastAsia="Roboto Mono" w:hAnsi="Roboto Mono" w:cs="Roboto Mono"/>
               </w:rPr>
-              <w:lastRenderedPageBreak/>
               <w:t>Start point</w:t>
             </w:r>
           </w:p>
@@ -2059,7 +2186,7 @@
     </w:tbl>
     <w:p>
       <w:r>
-        <w:pict w14:anchorId="5AE2FD9A">
+        <w:pict w14:anchorId="27F1AC09">
           <v:rect id="_x0000_i1031" style="width:0;height:1.5pt" o:hralign="center" o:hrstd="t" o:hr="t" fillcolor="#a0a0a0" stroked="f"/>
         </w:pict>
       </w:r>
@@ -2108,18 +2235,19 @@
     </w:p>
     <w:p>
       <w:r>
-        <w:pict w14:anchorId="5127F62E">
+        <w:pict w14:anchorId="7D619D92">
           <v:rect id="_x0000_i1032" style="width:0;height:1.5pt" o:hralign="center" o:hrstd="t" o:hr="t" fillcolor="#a0a0a0" stroked="f"/>
         </w:pict>
       </w:r>
     </w:p>
+    <w:p/>
     <w:p/>
     <w:p/>
     <w:sectPr>
       <w:pgSz w:w="12240" w:h="15840"/>
       <w:pgMar w:top="1440" w:right="1440" w:bottom="1440" w:left="1440" w:header="720" w:footer="720" w:gutter="0"/>
-      <w:pgNumType w:start="1"/>
       <w:cols w:space="720"/>
+      <w:docGrid w:linePitch="360"/>
     </w:sectPr>
   </w:body>
 </w:document>
@@ -3226,18 +3354,6 @@
   <w:style w:type="paragraph" w:default="1" w:styleId="Normal">
     <w:name w:val="Normal"/>
     <w:qFormat/>
-    <w:rsid w:val="00D4008B"/>
-    <w:pPr>
-      <w:spacing w:after="0" w:line="276" w:lineRule="auto"/>
-    </w:pPr>
-    <w:rPr>
-      <w:rFonts w:ascii="Arial" w:eastAsia="Arial" w:hAnsi="Arial" w:cs="Arial"/>
-      <w:kern w:val="0"/>
-      <w:sz w:val="22"/>
-      <w:szCs w:val="22"/>
-      <w:lang w:val="en"/>
-      <w14:ligatures w14:val="none"/>
-    </w:rPr>
   </w:style>
   <w:style w:type="paragraph" w:styleId="Heading1">
     <w:name w:val="heading 1"/>
@@ -3246,7 +3362,7 @@
     <w:link w:val="Heading1Char"/>
     <w:uiPriority w:val="9"/>
     <w:qFormat/>
-    <w:rsid w:val="0094180D"/>
+    <w:rsid w:val="00A5580C"/>
     <w:pPr>
       <w:keepNext/>
       <w:keepLines/>
@@ -3268,7 +3384,7 @@
     <w:uiPriority w:val="9"/>
     <w:unhideWhenUsed/>
     <w:qFormat/>
-    <w:rsid w:val="0094180D"/>
+    <w:rsid w:val="00A5580C"/>
     <w:pPr>
       <w:keepNext/>
       <w:keepLines/>
@@ -3291,7 +3407,7 @@
     <w:semiHidden/>
     <w:unhideWhenUsed/>
     <w:qFormat/>
-    <w:rsid w:val="0094180D"/>
+    <w:rsid w:val="00A5580C"/>
     <w:pPr>
       <w:keepNext/>
       <w:keepLines/>
@@ -3314,7 +3430,7 @@
     <w:semiHidden/>
     <w:unhideWhenUsed/>
     <w:qFormat/>
-    <w:rsid w:val="0094180D"/>
+    <w:rsid w:val="00A5580C"/>
     <w:pPr>
       <w:keepNext/>
       <w:keepLines/>
@@ -3337,7 +3453,7 @@
     <w:semiHidden/>
     <w:unhideWhenUsed/>
     <w:qFormat/>
-    <w:rsid w:val="0094180D"/>
+    <w:rsid w:val="00A5580C"/>
     <w:pPr>
       <w:keepNext/>
       <w:keepLines/>
@@ -3358,11 +3474,11 @@
     <w:semiHidden/>
     <w:unhideWhenUsed/>
     <w:qFormat/>
-    <w:rsid w:val="0094180D"/>
+    <w:rsid w:val="00A5580C"/>
     <w:pPr>
       <w:keepNext/>
       <w:keepLines/>
-      <w:spacing w:before="40"/>
+      <w:spacing w:before="40" w:after="0"/>
       <w:outlineLvl w:val="5"/>
     </w:pPr>
     <w:rPr>
@@ -3381,11 +3497,11 @@
     <w:semiHidden/>
     <w:unhideWhenUsed/>
     <w:qFormat/>
-    <w:rsid w:val="0094180D"/>
+    <w:rsid w:val="00A5580C"/>
     <w:pPr>
       <w:keepNext/>
       <w:keepLines/>
-      <w:spacing w:before="40"/>
+      <w:spacing w:before="40" w:after="0"/>
       <w:outlineLvl w:val="6"/>
     </w:pPr>
     <w:rPr>
@@ -3402,10 +3518,11 @@
     <w:semiHidden/>
     <w:unhideWhenUsed/>
     <w:qFormat/>
-    <w:rsid w:val="0094180D"/>
+    <w:rsid w:val="00A5580C"/>
     <w:pPr>
       <w:keepNext/>
       <w:keepLines/>
+      <w:spacing w:after="0"/>
       <w:outlineLvl w:val="7"/>
     </w:pPr>
     <w:rPr>
@@ -3424,10 +3541,11 @@
     <w:semiHidden/>
     <w:unhideWhenUsed/>
     <w:qFormat/>
-    <w:rsid w:val="0094180D"/>
+    <w:rsid w:val="00A5580C"/>
     <w:pPr>
       <w:keepNext/>
       <w:keepLines/>
+      <w:spacing w:after="0"/>
       <w:outlineLvl w:val="8"/>
     </w:pPr>
     <w:rPr>
@@ -3467,7 +3585,7 @@
     <w:basedOn w:val="DefaultParagraphFont"/>
     <w:link w:val="Heading1"/>
     <w:uiPriority w:val="9"/>
-    <w:rsid w:val="0094180D"/>
+    <w:rsid w:val="00A5580C"/>
     <w:rPr>
       <w:rFonts w:asciiTheme="majorHAnsi" w:eastAsiaTheme="majorEastAsia" w:hAnsiTheme="majorHAnsi" w:cstheme="majorBidi"/>
       <w:color w:val="2F5496" w:themeColor="accent1" w:themeShade="BF"/>
@@ -3480,7 +3598,7 @@
     <w:basedOn w:val="DefaultParagraphFont"/>
     <w:link w:val="Heading2"/>
     <w:uiPriority w:val="9"/>
-    <w:rsid w:val="0094180D"/>
+    <w:rsid w:val="00A5580C"/>
     <w:rPr>
       <w:rFonts w:asciiTheme="majorHAnsi" w:eastAsiaTheme="majorEastAsia" w:hAnsiTheme="majorHAnsi" w:cstheme="majorBidi"/>
       <w:color w:val="2F5496" w:themeColor="accent1" w:themeShade="BF"/>
@@ -3494,7 +3612,7 @@
     <w:link w:val="Heading3"/>
     <w:uiPriority w:val="9"/>
     <w:semiHidden/>
-    <w:rsid w:val="0094180D"/>
+    <w:rsid w:val="00A5580C"/>
     <w:rPr>
       <w:rFonts w:eastAsiaTheme="majorEastAsia" w:cstheme="majorBidi"/>
       <w:color w:val="2F5496" w:themeColor="accent1" w:themeShade="BF"/>
@@ -3508,7 +3626,7 @@
     <w:link w:val="Heading4"/>
     <w:uiPriority w:val="9"/>
     <w:semiHidden/>
-    <w:rsid w:val="0094180D"/>
+    <w:rsid w:val="00A5580C"/>
     <w:rPr>
       <w:rFonts w:eastAsiaTheme="majorEastAsia" w:cstheme="majorBidi"/>
       <w:i/>
@@ -3522,7 +3640,7 @@
     <w:link w:val="Heading5"/>
     <w:uiPriority w:val="9"/>
     <w:semiHidden/>
-    <w:rsid w:val="0094180D"/>
+    <w:rsid w:val="00A5580C"/>
     <w:rPr>
       <w:rFonts w:eastAsiaTheme="majorEastAsia" w:cstheme="majorBidi"/>
       <w:color w:val="2F5496" w:themeColor="accent1" w:themeShade="BF"/>
@@ -3534,7 +3652,7 @@
     <w:link w:val="Heading6"/>
     <w:uiPriority w:val="9"/>
     <w:semiHidden/>
-    <w:rsid w:val="0094180D"/>
+    <w:rsid w:val="00A5580C"/>
     <w:rPr>
       <w:rFonts w:eastAsiaTheme="majorEastAsia" w:cstheme="majorBidi"/>
       <w:i/>
@@ -3548,7 +3666,7 @@
     <w:link w:val="Heading7"/>
     <w:uiPriority w:val="9"/>
     <w:semiHidden/>
-    <w:rsid w:val="0094180D"/>
+    <w:rsid w:val="00A5580C"/>
     <w:rPr>
       <w:rFonts w:eastAsiaTheme="majorEastAsia" w:cstheme="majorBidi"/>
       <w:color w:val="595959" w:themeColor="text1" w:themeTint="A6"/>
@@ -3560,7 +3678,7 @@
     <w:link w:val="Heading8"/>
     <w:uiPriority w:val="9"/>
     <w:semiHidden/>
-    <w:rsid w:val="0094180D"/>
+    <w:rsid w:val="00A5580C"/>
     <w:rPr>
       <w:rFonts w:eastAsiaTheme="majorEastAsia" w:cstheme="majorBidi"/>
       <w:i/>
@@ -3574,7 +3692,7 @@
     <w:link w:val="Heading9"/>
     <w:uiPriority w:val="9"/>
     <w:semiHidden/>
-    <w:rsid w:val="0094180D"/>
+    <w:rsid w:val="00A5580C"/>
     <w:rPr>
       <w:rFonts w:eastAsiaTheme="majorEastAsia" w:cstheme="majorBidi"/>
       <w:color w:val="272727" w:themeColor="text1" w:themeTint="D8"/>
@@ -3587,7 +3705,7 @@
     <w:link w:val="TitleChar"/>
     <w:uiPriority w:val="10"/>
     <w:qFormat/>
-    <w:rsid w:val="0094180D"/>
+    <w:rsid w:val="00A5580C"/>
     <w:pPr>
       <w:spacing w:after="80" w:line="240" w:lineRule="auto"/>
       <w:contextualSpacing/>
@@ -3605,7 +3723,7 @@
     <w:basedOn w:val="DefaultParagraphFont"/>
     <w:link w:val="Title"/>
     <w:uiPriority w:val="10"/>
-    <w:rsid w:val="0094180D"/>
+    <w:rsid w:val="00A5580C"/>
     <w:rPr>
       <w:rFonts w:asciiTheme="majorHAnsi" w:eastAsiaTheme="majorEastAsia" w:hAnsiTheme="majorHAnsi" w:cstheme="majorBidi"/>
       <w:spacing w:val="-10"/>
@@ -3621,7 +3739,7 @@
     <w:link w:val="SubtitleChar"/>
     <w:uiPriority w:val="11"/>
     <w:qFormat/>
-    <w:rsid w:val="0094180D"/>
+    <w:rsid w:val="00A5580C"/>
     <w:pPr>
       <w:numPr>
         <w:ilvl w:val="1"/>
@@ -3640,7 +3758,7 @@
     <w:basedOn w:val="DefaultParagraphFont"/>
     <w:link w:val="Subtitle"/>
     <w:uiPriority w:val="11"/>
-    <w:rsid w:val="0094180D"/>
+    <w:rsid w:val="00A5580C"/>
     <w:rPr>
       <w:rFonts w:eastAsiaTheme="majorEastAsia" w:cstheme="majorBidi"/>
       <w:color w:val="595959" w:themeColor="text1" w:themeTint="A6"/>
@@ -3656,7 +3774,7 @@
     <w:link w:val="QuoteChar"/>
     <w:uiPriority w:val="29"/>
     <w:qFormat/>
-    <w:rsid w:val="0094180D"/>
+    <w:rsid w:val="00A5580C"/>
     <w:pPr>
       <w:spacing w:before="160"/>
       <w:jc w:val="center"/>
@@ -3672,7 +3790,7 @@
     <w:basedOn w:val="DefaultParagraphFont"/>
     <w:link w:val="Quote"/>
     <w:uiPriority w:val="29"/>
-    <w:rsid w:val="0094180D"/>
+    <w:rsid w:val="00A5580C"/>
     <w:rPr>
       <w:i/>
       <w:iCs/>
@@ -3684,7 +3802,7 @@
     <w:basedOn w:val="Normal"/>
     <w:uiPriority w:val="34"/>
     <w:qFormat/>
-    <w:rsid w:val="0094180D"/>
+    <w:rsid w:val="00A5580C"/>
     <w:pPr>
       <w:ind w:left="720"/>
       <w:contextualSpacing/>
@@ -3695,7 +3813,7 @@
     <w:basedOn w:val="DefaultParagraphFont"/>
     <w:uiPriority w:val="21"/>
     <w:qFormat/>
-    <w:rsid w:val="0094180D"/>
+    <w:rsid w:val="00A5580C"/>
     <w:rPr>
       <w:i/>
       <w:iCs/>
@@ -3709,7 +3827,7 @@
     <w:link w:val="IntenseQuoteChar"/>
     <w:uiPriority w:val="30"/>
     <w:qFormat/>
-    <w:rsid w:val="0094180D"/>
+    <w:rsid w:val="00A5580C"/>
     <w:pPr>
       <w:pBdr>
         <w:top w:val="single" w:sz="4" w:space="10" w:color="2F5496" w:themeColor="accent1" w:themeShade="BF"/>
@@ -3730,7 +3848,7 @@
     <w:basedOn w:val="DefaultParagraphFont"/>
     <w:link w:val="IntenseQuote"/>
     <w:uiPriority w:val="30"/>
-    <w:rsid w:val="0094180D"/>
+    <w:rsid w:val="00A5580C"/>
     <w:rPr>
       <w:i/>
       <w:iCs/>
@@ -3742,7 +3860,7 @@
     <w:basedOn w:val="DefaultParagraphFont"/>
     <w:uiPriority w:val="32"/>
     <w:qFormat/>
-    <w:rsid w:val="0094180D"/>
+    <w:rsid w:val="00A5580C"/>
     <w:rPr>
       <w:b/>
       <w:bCs/>
